--- a/painel/relatorios/perguntas/l01-atos-por-deputado.docx
+++ b/painel/relatorios/perguntas/l01-atos-por-deputado.docx
@@ -70,7 +70,7 @@
           <w:sz w:val="26"/>
           <w:szCs w:val="26"/>
         </w:rPr>
-        <w:t xml:space="preserve">72.286  atos publicados no ledger (3 de 11 tipos carregados)</w:t>
+        <w:t xml:space="preserve">128.103  atos publicados no ledger (7 de 11 tipos carregados)</w:t>
       </w:r>
     </w:p>
     <w:p>
@@ -97,7 +97,7 @@
           <w:sz w:val="26"/>
           <w:szCs w:val="26"/>
         </w:rPr>
-        <w:t xml:space="preserve">6.774  atos publicados no ledger (3 de 11 tipos carregados)</w:t>
+        <w:t xml:space="preserve">9.933  atos publicados no ledger (7 de 11 tipos carregados)</w:t>
       </w:r>
     </w:p>
     <w:p>
@@ -219,6 +219,44 @@
                 <w:sz w:val="18"/>
                 <w:szCs w:val="18"/>
               </w:rPr>
+              <w:t xml:space="preserve">votou</w:t>
+            </w:r>
+          </w:p>
+        </w:tc>
+        <w:tc>
+          <w:tcPr>
+            <w:tcW w:w="4830" w:type="dxa"/>
+          </w:tcPr>
+          <w:p>
+            <w:pPr>
+              <w:spacing w:after="0"/>
+            </w:pPr>
+            <w:r>
+              <w:rPr>
+                <w:rFonts w:ascii="Helvetica" w:hAnsi="Helvetica" w:cs="Helvetica"/>
+                <w:sz w:val="18"/>
+                <w:szCs w:val="18"/>
+              </w:rPr>
+              <w:t xml:space="preserve">41.939</w:t>
+            </w:r>
+          </w:p>
+        </w:tc>
+      </w:tr>
+      <w:tr>
+        <w:tc>
+          <w:tcPr>
+            <w:tcW w:w="4830" w:type="dxa"/>
+          </w:tcPr>
+          <w:p>
+            <w:pPr>
+              <w:spacing w:after="0"/>
+            </w:pPr>
+            <w:r>
+              <w:rPr>
+                <w:rFonts w:ascii="Helvetica" w:hAnsi="Helvetica" w:cs="Helvetica"/>
+                <w:sz w:val="18"/>
+                <w:szCs w:val="18"/>
+              </w:rPr>
               <w:t xml:space="preserve">apresentou uma proposição</w:t>
             </w:r>
           </w:p>
@@ -257,6 +295,82 @@
                 <w:sz w:val="18"/>
                 <w:szCs w:val="18"/>
               </w:rPr>
+              <w:t xml:space="preserve">esteve presente</w:t>
+            </w:r>
+          </w:p>
+        </w:tc>
+        <w:tc>
+          <w:tcPr>
+            <w:tcW w:w="4830" w:type="dxa"/>
+          </w:tcPr>
+          <w:p>
+            <w:pPr>
+              <w:spacing w:after="0"/>
+            </w:pPr>
+            <w:r>
+              <w:rPr>
+                <w:rFonts w:ascii="Helvetica" w:hAnsi="Helvetica" w:cs="Helvetica"/>
+                <w:sz w:val="18"/>
+                <w:szCs w:val="18"/>
+              </w:rPr>
+              <w:t xml:space="preserve">8.746</w:t>
+            </w:r>
+          </w:p>
+        </w:tc>
+      </w:tr>
+      <w:tr>
+        <w:tc>
+          <w:tcPr>
+            <w:tcW w:w="4830" w:type="dxa"/>
+          </w:tcPr>
+          <w:p>
+            <w:pPr>
+              <w:spacing w:after="0"/>
+            </w:pPr>
+            <w:r>
+              <w:rPr>
+                <w:rFonts w:ascii="Helvetica" w:hAnsi="Helvetica" w:cs="Helvetica"/>
+                <w:sz w:val="18"/>
+                <w:szCs w:val="18"/>
+              </w:rPr>
+              <w:t xml:space="preserve">emendou o orçamento</w:t>
+            </w:r>
+          </w:p>
+        </w:tc>
+        <w:tc>
+          <w:tcPr>
+            <w:tcW w:w="4830" w:type="dxa"/>
+          </w:tcPr>
+          <w:p>
+            <w:pPr>
+              <w:spacing w:after="0"/>
+            </w:pPr>
+            <w:r>
+              <w:rPr>
+                <w:rFonts w:ascii="Helvetica" w:hAnsi="Helvetica" w:cs="Helvetica"/>
+                <w:sz w:val="18"/>
+                <w:szCs w:val="18"/>
+              </w:rPr>
+              <w:t xml:space="preserve">4.803</w:t>
+            </w:r>
+          </w:p>
+        </w:tc>
+      </w:tr>
+      <w:tr>
+        <w:tc>
+          <w:tcPr>
+            <w:tcW w:w="4830" w:type="dxa"/>
+          </w:tcPr>
+          <w:p>
+            <w:pPr>
+              <w:spacing w:after="0"/>
+            </w:pPr>
+            <w:r>
+              <w:rPr>
+                <w:rFonts w:ascii="Helvetica" w:hAnsi="Helvetica" w:cs="Helvetica"/>
+                <w:sz w:val="18"/>
+                <w:szCs w:val="18"/>
+              </w:rPr>
               <w:t xml:space="preserve">relatou (parecer)</w:t>
             </w:r>
           </w:p>
@@ -276,6 +390,44 @@
                 <w:szCs w:val="18"/>
               </w:rPr>
               <w:t xml:space="preserve">2.742</w:t>
+            </w:r>
+          </w:p>
+        </w:tc>
+      </w:tr>
+      <w:tr>
+        <w:tc>
+          <w:tcPr>
+            <w:tcW w:w="4830" w:type="dxa"/>
+          </w:tcPr>
+          <w:p>
+            <w:pPr>
+              <w:spacing w:after="0"/>
+            </w:pPr>
+            <w:r>
+              <w:rPr>
+                <w:rFonts w:ascii="Helvetica" w:hAnsi="Helvetica" w:cs="Helvetica"/>
+                <w:sz w:val="18"/>
+                <w:szCs w:val="18"/>
+              </w:rPr>
+              <w:t xml:space="preserve">integra comissão / CPI</w:t>
+            </w:r>
+          </w:p>
+        </w:tc>
+        <w:tc>
+          <w:tcPr>
+            <w:tcW w:w="4830" w:type="dxa"/>
+          </w:tcPr>
+          <w:p>
+            <w:pPr>
+              <w:spacing w:after="0"/>
+            </w:pPr>
+            <w:r>
+              <w:rPr>
+                <w:rFonts w:ascii="Helvetica" w:hAnsi="Helvetica" w:cs="Helvetica"/>
+                <w:sz w:val="18"/>
+                <w:szCs w:val="18"/>
+              </w:rPr>
+              <w:t xml:space="preserve">329</w:t>
             </w:r>
           </w:p>
         </w:tc>
@@ -314,7 +466,7 @@
           <w:sz w:val="20"/>
           <w:szCs w:val="20"/>
         </w:rPr>
-        <w:t xml:space="preserve">OS-128 publica a primeira fatia do modelo dimensional (o ledger de atos), não o modelo inteiro: dos 11 tipos de ato que a classificação distingue, apenas 3 estão carregados hoje — apresentou uma proposição, assinou um documento e relatou (parecer) — e é só sobre esses 3 que esta tela e esta tabela falam; os outros 8 aguardam a sua própria OS. Nenhum dos 3 tipos carregados movimenta dinheiro, então a coluna valor_centavos está vazia em toda linha publicada aqui — ela existe na tabela porque outros tipos de ato, ainda não carregados (por exemplo emendou o orçamento e gastou verba indenizatória), a preenchem. O KPI "Valor" mostra R$ 0,00 por essa razão, não por um erro de soma. A dimensão nome_na_api nomeia o AUTOR do ato exatamente como a própria API o publica, e nem todo autor é um deputado: de 57 nomes distintos, 33 têm partido_ultimo vazio nesta tabela, porque nomeiam um autor que a Casa não filia a partido algum — o Poder Executivo e as comissões entre eles. partido_ultimo vazio numa linha é essa resposta, não um dado ausente.</w:t>
+        <w:t xml:space="preserve">Esta tela publica o ledger de atos do modelo dimensional, não o modelo inteiro: dos 11 tipos de ato que a classificação distingue, 7 estão carregados — apresentou uma proposição, assinou um documento, relatou (parecer), votou (em plenário e em comissão), esteve presente, emendou o orçamento e integra comissão — e é só sobre esses 7 que esta tela e esta tabela falam; os outros 4 (gastou verba indenizatória, recebeu diária, custeou gabinete e obteve resultado) aguardam a sua própria OS. Até a OS-130 eram 3 tipos e a coluna valor_centavos estava vazia em toda linha; desde a OS-131 ela é preenchida por um único tipo, emendou o orçamento — o valor da emenda em centavos inteiros, tal como o Painel de Emendas e a planilha de créditos adicionais o publicam — e continua vazia nos outros 6, que não movimentam dinheiro. O KPI "Valor" soma, portanto, só emendas. Votou em comissão conta a lista de membros de cada folha de votação, votantes ou não (a marca vazia é quem não votou, e é o que a fonte registra); esteve presente conta só presenças, porque o painel só publica presenças — a falta é derivada, nunca armazenada. A dimensão nome_na_api nomeia o AUTOR do ato exatamente como a própria API o publica, e nem todo autor é um deputado: entre os nomes distintos, os que têm partido_ultimo vazio nomeiam um autor que a Casa não filia a partido algum — o Poder Executivo e as comissões entre eles. partido_ultimo vazio numa linha é essa resposta, não um dado ausente.</w:t>
       </w:r>
     </w:p>
     <w:p>
